--- a/5_Topicos-Especiais-em-Robotica/Avaliacoes/CoppeliaSim/Atividade-CoppeliaSim.docx
+++ b/5_Topicos-Especiais-em-Robotica/Avaliacoes/CoppeliaSim/Atividade-CoppeliaSim.docx
@@ -30,7 +30,7 @@
               <w:spacing w:line="360" w:lineRule="auto"/>
               <w:jc w:val="center"/>
               <w:rPr>
-                <w:rFonts w:ascii="Didot" w:hAnsi="Didot" w:cs="Didot" w:hint="cs"/>
+                <w:rFonts w:ascii="Didot" w:hAnsi="Didot" w:cs="Didot"/>
               </w:rPr>
             </w:pPr>
             <w:r>
@@ -90,7 +90,7 @@
             <w:pPr>
               <w:spacing w:line="360" w:lineRule="auto"/>
               <w:rPr>
-                <w:rFonts w:ascii="Didot" w:hAnsi="Didot" w:cs="Didot" w:hint="cs"/>
+                <w:rFonts w:ascii="Didot" w:hAnsi="Didot" w:cs="Didot"/>
               </w:rPr>
             </w:pPr>
             <w:r>
@@ -104,7 +104,7 @@
             <w:pPr>
               <w:spacing w:line="360" w:lineRule="auto"/>
               <w:rPr>
-                <w:rFonts w:ascii="Didot" w:hAnsi="Didot" w:cs="Didot" w:hint="cs"/>
+                <w:rFonts w:ascii="Didot" w:hAnsi="Didot" w:cs="Didot"/>
               </w:rPr>
             </w:pPr>
             <w:r>
@@ -118,7 +118,7 @@
             <w:pPr>
               <w:spacing w:line="360" w:lineRule="auto"/>
               <w:rPr>
-                <w:rFonts w:ascii="Didot" w:hAnsi="Didot" w:cs="Didot" w:hint="cs"/>
+                <w:rFonts w:ascii="Didot" w:hAnsi="Didot" w:cs="Didot"/>
               </w:rPr>
             </w:pPr>
             <w:r>
@@ -127,6 +127,12 @@
               </w:rPr>
               <w:t>Discente: Cintia I. Shinoda</w:t>
             </w:r>
+            <w:r>
+              <w:rPr>
+                <w:rFonts w:ascii="Didot" w:hAnsi="Didot" w:cs="Didot"/>
+              </w:rPr>
+              <w:t xml:space="preserve">                        Junho/2026</w:t>
+            </w:r>
           </w:p>
         </w:tc>
       </w:tr>
@@ -136,6 +142,8 @@
         <w:spacing w:line="360" w:lineRule="auto"/>
         <w:rPr>
           <w:rFonts w:ascii="Didot" w:hAnsi="Didot" w:cs="Didot"/>
+          <w:sz w:val="20"/>
+          <w:szCs w:val="20"/>
         </w:rPr>
       </w:pPr>
     </w:p>
@@ -163,7 +171,9 @@
         <w:spacing w:line="360" w:lineRule="auto"/>
         <w:jc w:val="center"/>
         <w:rPr>
-          <w:rFonts w:ascii="Didot" w:hAnsi="Didot" w:cs="Didot" w:hint="cs"/>
+          <w:rFonts w:ascii="Didot" w:hAnsi="Didot" w:cs="Didot"/>
+          <w:sz w:val="20"/>
+          <w:szCs w:val="20"/>
         </w:rPr>
       </w:pPr>
     </w:p>
@@ -173,12 +183,16 @@
         <w:spacing w:line="360" w:lineRule="auto"/>
         <w:jc w:val="both"/>
         <w:rPr>
-          <w:rFonts w:ascii="Didot" w:hAnsi="Didot" w:cs="Didot" w:hint="cs"/>
+          <w:rFonts w:ascii="Didot" w:hAnsi="Didot" w:cs="Didot"/>
+          <w:sz w:val="22"/>
+          <w:szCs w:val="22"/>
         </w:rPr>
       </w:pPr>
       <w:r>
         <w:rPr>
           <w:rFonts w:ascii="Didot" w:hAnsi="Didot" w:cs="Didot" w:hint="cs"/>
+          <w:sz w:val="22"/>
+          <w:szCs w:val="22"/>
         </w:rPr>
         <w:t xml:space="preserve">Implemente, no CoppeliaSim, </w:t>
       </w:r>
@@ -186,12 +200,16 @@
         <w:rPr>
           <w:rStyle w:val="Strong"/>
           <w:rFonts w:ascii="Didot" w:hAnsi="Didot" w:cs="Didot" w:hint="cs"/>
+          <w:sz w:val="22"/>
+          <w:szCs w:val="22"/>
         </w:rPr>
         <w:t>duas simulações separadas</w:t>
       </w:r>
       <w:r>
         <w:rPr>
           <w:rFonts w:ascii="Didot" w:hAnsi="Didot" w:cs="Didot" w:hint="cs"/>
+          <w:sz w:val="22"/>
+          <w:szCs w:val="22"/>
         </w:rPr>
         <w:t>, uma para cada robô ensinado.</w:t>
       </w:r>
@@ -202,12 +220,16 @@
         <w:spacing w:line="360" w:lineRule="auto"/>
         <w:jc w:val="both"/>
         <w:rPr>
-          <w:rFonts w:ascii="Didot" w:hAnsi="Didot" w:cs="Didot" w:hint="cs"/>
+          <w:rFonts w:ascii="Didot" w:hAnsi="Didot" w:cs="Didot"/>
+          <w:sz w:val="22"/>
+          <w:szCs w:val="22"/>
         </w:rPr>
       </w:pPr>
       <w:r>
         <w:rPr>
           <w:rFonts w:ascii="Didot" w:hAnsi="Didot" w:cs="Didot" w:hint="cs"/>
+          <w:sz w:val="22"/>
+          <w:szCs w:val="22"/>
         </w:rPr>
         <w:t xml:space="preserve">Em cada simulação, o robô deve ser programado para atingir </w:t>
       </w:r>
@@ -215,12 +237,16 @@
         <w:rPr>
           <w:rStyle w:val="Strong"/>
           <w:rFonts w:ascii="Didot" w:hAnsi="Didot" w:cs="Didot" w:hint="cs"/>
+          <w:sz w:val="22"/>
+          <w:szCs w:val="22"/>
         </w:rPr>
         <w:t>três posições distintas</w:t>
       </w:r>
       <w:r>
         <w:rPr>
           <w:rFonts w:ascii="Didot" w:hAnsi="Didot" w:cs="Didot" w:hint="cs"/>
+          <w:sz w:val="22"/>
+          <w:szCs w:val="22"/>
         </w:rPr>
         <w:t xml:space="preserve">, de modo que essas posições formem um </w:t>
       </w:r>
@@ -228,12 +254,16 @@
         <w:rPr>
           <w:rStyle w:val="Strong"/>
           <w:rFonts w:ascii="Didot" w:hAnsi="Didot" w:cs="Didot" w:hint="cs"/>
+          <w:sz w:val="22"/>
+          <w:szCs w:val="22"/>
         </w:rPr>
         <w:t>triângulo equilátero</w:t>
       </w:r>
       <w:r>
         <w:rPr>
           <w:rFonts w:ascii="Didot" w:hAnsi="Didot" w:cs="Didot" w:hint="cs"/>
+          <w:sz w:val="22"/>
+          <w:szCs w:val="22"/>
         </w:rPr>
         <w:t xml:space="preserve"> no plano (ou no espaço, no caso de manipuladores).</w:t>
       </w:r>
@@ -244,12 +274,16 @@
         <w:spacing w:line="360" w:lineRule="auto"/>
         <w:jc w:val="both"/>
         <w:rPr>
-          <w:rFonts w:ascii="Didot" w:hAnsi="Didot" w:cs="Didot" w:hint="cs"/>
+          <w:rFonts w:ascii="Didot" w:hAnsi="Didot" w:cs="Didot"/>
+          <w:sz w:val="22"/>
+          <w:szCs w:val="22"/>
         </w:rPr>
       </w:pPr>
       <w:r>
         <w:rPr>
           <w:rFonts w:ascii="Didot" w:hAnsi="Didot" w:cs="Didot" w:hint="cs"/>
+          <w:sz w:val="22"/>
+          <w:szCs w:val="22"/>
         </w:rPr>
         <w:t>Ao final, verifique se, em cada simulação, o robô consegue completar corretamente a trajetória proposta.</w:t>
       </w:r>
@@ -258,7 +292,9 @@
       <w:pPr>
         <w:spacing w:line="360" w:lineRule="auto"/>
         <w:rPr>
-          <w:rFonts w:ascii="Didot" w:hAnsi="Didot" w:cs="Didot" w:hint="cs"/>
+          <w:rFonts w:ascii="Didot" w:hAnsi="Didot" w:cs="Didot"/>
+          <w:sz w:val="22"/>
+          <w:szCs w:val="22"/>
         </w:rPr>
       </w:pPr>
     </w:p>
